--- a/tailored_resumes_daily_20261025_210622/Amazon_Business_Intelligence_Eng_4457307823/VipulSapra_Resume.docx
+++ b/tailored_resumes_daily_20261025_210622/Amazon_Business_Intelligence_Eng_4457307823/VipulSapra_Resume.docx
@@ -609,7 +609,7 @@
       <w:r>
         <w:rPr>
         </w:rPr>
-        <w:t xml:space="preserve">Dimensional Data Modeling, Star/Snowflake Schemas, SCD Type 1/2, Regulatory Compliance Analytics, Predictive Modeling, Anomaly Detection, Generative AI &amp; LLM Automation, Data Governance, ETL/ELT Pipeline Architecture, Statistical KPI Calibration, Executive Reporting &amp; KOM Dashboards.</w:t>
+        <w:t xml:space="preserve">Generative AI &amp; LLMs, Agentic AI, RAG, MLOps, Autonomous Anomaly Detection, Vector Embeddings, Predictive Modeling &amp; Regression, Time-Series Forecasting (SARIMA), Dimensional Modeling (Star/Snowflake Schemas, SCD Type 1/2), Data Warehousing, ETL/ELT Pipeline Architecture, Regulatory Compliance Intelligence, Cost Optimization Analytics.</w:t>
       </w:r>
     </w:p>
     <w:p>
@@ -622,141 +622,14 @@
       </w:pPr>
       <w:r>
         <w:rPr>
-          <w:b/>
-        </w:rPr>
-        <w:t xml:space="preserve">Programming Languages and Tools: </w:t>
-      </w:r>
-      <w:r>
-        <w:rPr>
-          <w:rFonts w:hint="default" w:asciiTheme="minorHAnsi" w:hAnsiTheme="minorHAnsi" w:cstheme="minorHAnsi"/>
-          <w:lang w:val="en-US"/>
-        </w:rPr>
-        <w:t xml:space="preserve">Agentic AI powered KIRO IDE, </w:t>
-      </w:r>
-      <w:r>
-        <w:rPr>
-          <w:rFonts w:asciiTheme="minorHAnsi" w:hAnsiTheme="minorHAnsi" w:cstheme="minorHAnsi"/>
-        </w:rPr>
-        <w:t xml:space="preserve">SQL, Python, </w:t>
-      </w:r>
-      <w:r>
-        <w:rPr>
-          <w:rFonts w:asciiTheme="minorHAnsi" w:hAnsiTheme="minorHAnsi" w:eastAsiaTheme="minorHAnsi" w:cstheme="minorHAnsi"/>
-          <w:lang w:bidi="ar-SA"/>
-        </w:rPr>
-        <w:t>UNIX Shell Scripting,</w:t>
-      </w:r>
-      <w:r>
-        <w:rPr>
-          <w:rFonts w:asciiTheme="minorHAnsi" w:hAnsiTheme="minorHAnsi" w:cstheme="minorHAnsi"/>
-        </w:rPr>
-        <w:t xml:space="preserve"> Redshift, </w:t>
-      </w:r>
-      <w:r>
-        <w:rPr>
-          <w:rFonts w:asciiTheme="minorHAnsi" w:hAnsiTheme="minorHAnsi" w:eastAsiaTheme="minorHAnsi" w:cstheme="minorHAnsi"/>
-          <w:lang w:bidi="ar-SA"/>
-        </w:rPr>
-        <w:t>Teradata,</w:t>
-      </w:r>
-      <w:r>
-        <w:rPr>
-          <w:rFonts w:asciiTheme="minorHAnsi" w:hAnsiTheme="minorHAnsi" w:cstheme="minorHAnsi"/>
-        </w:rPr>
-        <w:t xml:space="preserve"> Snowflake,</w:t>
-      </w:r>
-      <w:r>
-        <w:rPr>
-          <w:rFonts w:hint="default" w:asciiTheme="minorHAnsi" w:hAnsiTheme="minorHAnsi" w:cstheme="minorHAnsi"/>
-          <w:lang w:val="en-US"/>
-        </w:rPr>
-        <w:t xml:space="preserve"> </w:t>
-      </w:r>
-      <w:r>
-        <w:rPr>
-          <w:rFonts w:asciiTheme="minorHAnsi" w:hAnsiTheme="minorHAnsi" w:cstheme="minorHAnsi"/>
-        </w:rPr>
-        <w:t>Apache Spark, Hadoop</w:t>
-      </w:r>
-      <w:r>
-        <w:rPr>
-          <w:rFonts w:hint="default" w:asciiTheme="minorHAnsi" w:hAnsiTheme="minorHAnsi" w:cstheme="minorHAnsi"/>
-          <w:lang w:val="en-US"/>
-        </w:rPr>
-        <w:t xml:space="preserve">, </w:t>
-      </w:r>
-      <w:r>
-        <w:rPr>
-          <w:rFonts w:asciiTheme="minorHAnsi" w:hAnsiTheme="minorHAnsi" w:cstheme="minorHAnsi"/>
-        </w:rPr>
-        <w:t>MSTR, Tableau,</w:t>
-      </w:r>
-      <w:r>
-        <w:rPr>
-          <w:rFonts w:hint="default" w:asciiTheme="minorHAnsi" w:hAnsiTheme="minorHAnsi" w:cstheme="minorHAnsi"/>
-          <w:lang w:val="en-US"/>
-        </w:rPr>
-        <w:t xml:space="preserve"> </w:t>
-      </w:r>
-      <w:r>
-        <w:rPr>
-          <w:rFonts w:asciiTheme="minorHAnsi" w:hAnsiTheme="minorHAnsi" w:cstheme="minorHAnsi"/>
-        </w:rPr>
-        <w:t>TensorFlow, Keras, XGBoost, Scikit-Learn</w:t>
-      </w:r>
-      <w:r>
-        <w:rPr>
-          <w:rFonts w:hint="default" w:asciiTheme="minorHAnsi" w:hAnsiTheme="minorHAnsi" w:cstheme="minorHAnsi"/>
-          <w:lang w:val="en-US"/>
-        </w:rPr>
-        <w:t>,</w:t>
-      </w:r>
-      <w:r>
-        <w:rPr>
-          <w:rFonts w:asciiTheme="minorHAnsi" w:hAnsiTheme="minorHAnsi" w:cstheme="minorHAnsi"/>
-        </w:rPr>
-        <w:t xml:space="preserve"> JIRA, </w:t>
-      </w:r>
-      <w:r>
-        <w:rPr>
-          <w:rFonts w:asciiTheme="minorHAnsi" w:hAnsiTheme="minorHAnsi" w:cstheme="minorHAnsi"/>
-          <w:bCs/>
-        </w:rPr>
-        <w:t>Collibra</w:t>
-      </w:r>
-      <w:r>
-        <w:rPr>
-          <w:rFonts w:hint="default" w:asciiTheme="minorHAnsi" w:hAnsiTheme="minorHAnsi" w:cstheme="minorHAnsi"/>
-          <w:bCs/>
-          <w:lang w:val="en-US"/>
-        </w:rPr>
-        <w:t xml:space="preserve">, </w:t>
-      </w:r>
-      <w:r>
-        <w:rPr>
-          <w:rFonts w:asciiTheme="minorHAnsi" w:hAnsiTheme="minorHAnsi" w:cstheme="minorHAnsi"/>
-        </w:rPr>
-        <w:t>One Automation,</w:t>
-      </w:r>
-      <w:r>
-        <w:rPr>
-          <w:rFonts w:hint="default" w:asciiTheme="minorHAnsi" w:hAnsiTheme="minorHAnsi" w:cstheme="minorHAnsi"/>
-          <w:lang w:val="en-US"/>
-        </w:rPr>
-        <w:t xml:space="preserve"> Airflow, </w:t>
-      </w:r>
-      <w:r>
-        <w:rPr>
-          <w:rFonts w:asciiTheme="minorHAnsi" w:hAnsiTheme="minorHAnsi" w:cstheme="minorHAnsi"/>
-        </w:rPr>
-        <w:t>Microsoft Excel</w:t>
-      </w:r>
-      <w:r>
-        <w:rPr>
-          <w:rFonts w:hint="default" w:asciiTheme="minorHAnsi" w:hAnsiTheme="minorHAnsi" w:cstheme="minorHAnsi"/>
-          <w:lang w:val="en-US"/>
-        </w:rPr>
-        <w:t>.</w:t>
+          <w:b xmlns:w="http://schemas.openxmlformats.org/wordprocessingml/2006/main"/>
+        </w:rPr>
+        <w:t>Programming Languages and Tools: </w:t>
+      </w:r>
+      <w:r>
+        <w:rPr>
+        </w:rPr>
+        <w:t xml:space="preserve">AWS (S3, Redshift), Azure (ADF, Databricks, Synapse, Azure SQL), Snowflake, Apache Spark / PySpark, Python, Power BI (DAX), Tableau, Collibra, KIRO IDE, SQL, Git.</w:t>
       </w:r>
     </w:p>
     <w:p>
@@ -941,7 +814,7 @@
           <w:bCs/>
           <w:lang w:val="en-US" w:bidi="ar-SA"/>
         </w:rPr>
-        <w:t xml:space="preserve">Lead Business Intelligence &amp; Data Architecture Engineer &amp; AI Engineer </w:t>
+        <w:t xml:space="preserve">Senior Business Intelligence &amp; AI Analytics Engineer </w:t>
       </w:r>
       <w:r>
         <w:rPr>
@@ -1026,53 +899,22 @@
       </w:pPr>
       <w:r>
         <w:rPr>
-          <w:rFonts w:hint="default" w:ascii="Calibri" w:hAnsi="Calibri" w:cs="Calibri"/>
-          <w:b/>
-          <w:bCs/>
-          <w:sz w:val="22"/>
-          <w:szCs w:val="22"/>
-        </w:rPr>
-        <w:t>Engineered an enterprise AI-driven reporting platform</w:t>
-      </w:r>
-      <w:r>
-        <w:rPr>
-          <w:rFonts w:hint="default" w:ascii="Calibri" w:hAnsi="Calibri" w:cs="Calibri"/>
-          <w:sz w:val="22"/>
-          <w:szCs w:val="22"/>
-        </w:rPr>
-        <w:t xml:space="preserve"> that autonomously answers ad-hoc data questions, streamlining scheduled report delivery and reducing manual reporting turnaround for business stakeholders.</w:t>
-      </w:r>
-      <w:r>
-        <w:rPr>
-          <w:rFonts w:hint="default" w:ascii="Calibri" w:hAnsi="Calibri" w:cs="Calibri"/>
-          <w:b w:val="0"/>
-          <w:bCs w:val="0"/>
-          <w:sz w:val="22"/>
-          <w:szCs w:val="22"/>
-          <w:lang w:val="en-US"/>
-        </w:rPr>
-        <w:t xml:space="preserve"> </w:t>
-      </w:r>
-      <w:r>
-        <w:rPr>
-          <w:rFonts w:hint="default" w:asciiTheme="minorHAnsi" w:hAnsiTheme="minorHAnsi" w:cstheme="minorHAnsi"/>
-          <w:b/>
-          <w:bCs/>
-          <w:sz w:val="22"/>
-          <w:szCs w:val="22"/>
-          <w:lang w:val="en-US"/>
-        </w:rPr>
-        <w:t>Agentic AI powered KIRO IDE</w:t>
-      </w:r>
-      <w:r>
-        <w:rPr>
-          <w:rFonts w:hint="default" w:ascii="Calibri" w:hAnsi="Calibri" w:cs="Calibri"/>
-          <w:b w:val="0"/>
-          <w:bCs w:val="0"/>
-          <w:sz w:val="22"/>
-          <w:szCs w:val="22"/>
-        </w:rPr>
-        <w:t>.</w:t>
+          <w:rFonts xmlns:w="http://schemas.openxmlformats.org/wordprocessingml/2006/main" w:hint="default" w:ascii="Calibri" w:hAnsi="Calibri" w:cs="Calibri"/>
+          <w:b xmlns:w="http://schemas.openxmlformats.org/wordprocessingml/2006/main"/>
+          <w:bCs xmlns:w="http://schemas.openxmlformats.org/wordprocessingml/2006/main"/>
+          <w:sz xmlns:w="http://schemas.openxmlformats.org/wordprocessingml/2006/main" w:val="22"/>
+          <w:szCs xmlns:w="http://schemas.openxmlformats.org/wordprocessingml/2006/main" w:val="22"/>
+        </w:rPr>
+        <w:t>Architected end-to-end data pipelines and dimensional models </w:t>
+      </w:r>
+      <w:r>
+        <w:rPr>
+          <w:rFonts xmlns:w="http://schemas.openxmlformats.org/wordprocessingml/2006/main" w:hint="default" w:ascii="Calibri" w:hAnsi="Calibri" w:cs="Calibri"/>
+          <w:bCs xmlns:w="http://schemas.openxmlformats.org/wordprocessingml/2006/main"/>
+          <w:sz xmlns:w="http://schemas.openxmlformats.org/wordprocessingml/2006/main" w:val="22"/>
+          <w:szCs xmlns:w="http://schemas.openxmlformats.org/wordprocessingml/2006/main" w:val="22"/>
+        </w:rPr>
+        <w:t xml:space="preserve">utilizing Azure, AWS (S3, Redshift), Snowflake, and Apache PySpark to crunch multi-terabyte regulatory and compliance datasets with 99.9% data availability SLAs.</w:t>
       </w:r>
     </w:p>
     <w:p>
@@ -1095,50 +937,22 @@
       </w:pPr>
       <w:r>
         <w:rPr>
-          <w:rFonts w:hint="default" w:ascii="Calibri" w:hAnsi="Calibri" w:cs="Calibri"/>
-          <w:b/>
-          <w:bCs/>
-          <w:sz w:val="22"/>
-          <w:szCs w:val="22"/>
-        </w:rPr>
-        <w:t>Engineered a custom Data Profiler tool</w:t>
-      </w:r>
-      <w:r>
-        <w:rPr>
-          <w:rFonts w:hint="default" w:ascii="Calibri" w:hAnsi="Calibri" w:cs="Calibri"/>
-          <w:sz w:val="22"/>
-          <w:szCs w:val="22"/>
-        </w:rPr>
-        <w:t xml:space="preserve"> using </w:t>
-      </w:r>
-      <w:r>
-        <w:rPr>
-          <w:rFonts w:hint="default" w:ascii="Calibri" w:hAnsi="Calibri" w:cs="Calibri"/>
-          <w:b/>
-          <w:bCs/>
-          <w:sz w:val="22"/>
-          <w:szCs w:val="22"/>
-          <w:lang w:val="en-US"/>
-        </w:rPr>
-        <w:t xml:space="preserve">Agentic AI powered </w:t>
-      </w:r>
-      <w:r>
-        <w:rPr>
-          <w:rFonts w:hint="default" w:ascii="Calibri" w:hAnsi="Calibri" w:cs="Calibri"/>
-          <w:b/>
-          <w:bCs/>
-          <w:sz w:val="22"/>
-          <w:szCs w:val="22"/>
-        </w:rPr>
-        <w:t>KIRO IDE</w:t>
-      </w:r>
-      <w:r>
-        <w:rPr>
-          <w:rFonts w:hint="default" w:ascii="Calibri" w:hAnsi="Calibri" w:cs="Calibri"/>
-          <w:sz w:val="22"/>
-          <w:szCs w:val="22"/>
-        </w:rPr>
-        <w:t xml:space="preserve"> to automate the initial assessment of raw datasets, reducing the time spent on manual data discovery by over 40%.</w:t>
+          <w:rFonts xmlns:w="http://schemas.openxmlformats.org/wordprocessingml/2006/main" w:hint="default" w:ascii="Calibri" w:hAnsi="Calibri" w:cs="Calibri"/>
+          <w:b xmlns:w="http://schemas.openxmlformats.org/wordprocessingml/2006/main"/>
+          <w:bCs xmlns:w="http://schemas.openxmlformats.org/wordprocessingml/2006/main"/>
+          <w:sz xmlns:w="http://schemas.openxmlformats.org/wordprocessingml/2006/main" w:val="22"/>
+          <w:szCs xmlns:w="http://schemas.openxmlformats.org/wordprocessingml/2006/main" w:val="22"/>
+        </w:rPr>
+        <w:t>Deployed autonomous agentic workflows and Generative AI </w:t>
+      </w:r>
+      <w:r>
+        <w:rPr>
+          <w:rFonts xmlns:w="http://schemas.openxmlformats.org/wordprocessingml/2006/main" w:hint="default" w:ascii="Calibri" w:hAnsi="Calibri" w:cs="Calibri"/>
+          <w:bCs xmlns:w="http://schemas.openxmlformats.org/wordprocessingml/2006/main"/>
+          <w:sz xmlns:w="http://schemas.openxmlformats.org/wordprocessingml/2006/main" w:val="22"/>
+          <w:szCs xmlns:w="http://schemas.openxmlformats.org/wordprocessingml/2006/main" w:val="22"/>
+        </w:rPr>
+        <w:t xml:space="preserve">using KIRO IDE and prompt orchestration to automate complex data profiling, schema discovery, and regulatory classification, reducing manual delivery turnaround by 40-50%.</w:t>
       </w:r>
     </w:p>
     <w:p>
@@ -1167,7 +981,7 @@
           <w:sz xmlns:w="http://schemas.openxmlformats.org/wordprocessingml/2006/main" w:val="22"/>
           <w:szCs xmlns:w="http://schemas.openxmlformats.org/wordprocessingml/2006/main" w:val="22"/>
         </w:rPr>
-        <w:t>Architected end-to-end scalable BI solutions </w:t>
+        <w:t>Engineered autonomous machine learning anomaly detection frameworks </w:t>
       </w:r>
       <w:r>
         <w:rPr>
@@ -1176,7 +990,7 @@
           <w:sz xmlns:w="http://schemas.openxmlformats.org/wordprocessingml/2006/main" w:val="22"/>
           <w:szCs xmlns:w="http://schemas.openxmlformats.org/wordprocessingml/2006/main" w:val="22"/>
         </w:rPr>
-        <w:t xml:space="preserve">utilizing high-performance SQL stored procedures, dimensional data modeling, and Star/Snowflake schemas to power complex regulatory compliance, cost-optimization, and operational telemetry across multi-terabyte datasets.</w:t>
+        <w:t xml:space="preserve">achieving 95% precision in identifying schema variations, distribution drift, and ETL compliance discrepancies to safeguard downstream analytical integrity.</w:t>
       </w:r>
     </w:p>
     <w:p>
@@ -1207,7 +1021,7 @@
           <w:szCs xmlns:w="http://schemas.openxmlformats.org/wordprocessingml/2006/main" w:val="22"/>
           <w:lang xmlns:w="http://schemas.openxmlformats.org/wordprocessingml/2006/main" w:val="en-US"/>
         </w:rPr>
-        <w:t>Engineered automated data quality audit frameworks </w:t>
+        <w:t>Developed executive BI dashboards and semantic models </w:t>
       </w:r>
       <w:r>
         <w:rPr>
@@ -1217,7 +1031,7 @@
           <w:szCs xmlns:w="http://schemas.openxmlformats.org/wordprocessingml/2006/main" w:val="22"/>
           <w:lang xmlns:w="http://schemas.openxmlformats.org/wordprocessingml/2006/main" w:val="en-US"/>
         </w:rPr>
-        <w:t xml:space="preserve">with real-time firewalls and proactive anomaly detection machine learning models achieving 95% accuracy, mitigating ETL discrepancies and reducing operational turnaround times by over 80%.</w:t>
+        <w:t xml:space="preserve">in Power BI (DAX) and Tableau, translating complex transactional telemetry and Key Operating Metrics into strategic insights for senior leadership.</w:t>
       </w:r>
     </w:p>
     <w:p>
@@ -1247,7 +1061,7 @@
           <w:sz xmlns:w="http://schemas.openxmlformats.org/wordprocessingml/2006/main" w:val="22"/>
           <w:szCs xmlns:w="http://schemas.openxmlformats.org/wordprocessingml/2006/main" w:val="22"/>
         </w:rPr>
-        <w:t>Developed advanced predictive and statistical models </w:t>
+        <w:t>Automated data quality reconciliation firewalls and governance lineage </w:t>
       </w:r>
       <w:r>
         <w:rPr>
@@ -1256,7 +1070,7 @@
           <w:sz xmlns:w="http://schemas.openxmlformats.org/wordprocessingml/2006/main" w:val="22"/>
           <w:szCs xmlns:w="http://schemas.openxmlformats.org/wordprocessingml/2006/main" w:val="22"/>
         </w:rPr>
-        <w:t xml:space="preserve">including XGBoost, Random Forests, and SARIMA forecasting to monitor metrics, optimize workforce capacity planning, and drive data-backed decision support across global business units.</w:t>
+        <w:t xml:space="preserve">using Collibra and programmatic checks, reducing operational turnaround by over 80% and ensuring auditable data reliability for compliance programs.</w:t>
       </w:r>
     </w:p>
     <w:p>
@@ -1272,21 +1086,12 @@
       </w:pPr>
       <w:r>
         <w:rPr>
-          <w:rFonts w:hint="default" w:asciiTheme="minorHAnsi" w:hAnsiTheme="minorHAnsi" w:eastAsiaTheme="minorHAnsi" w:cstheme="minorHAnsi"/>
-          <w:b/>
-          <w:bCs/>
-          <w:lang w:val="en-US" w:bidi="ar-SA"/>
-        </w:rPr>
-        <w:t>ETL Developer</w:t>
-      </w:r>
-      <w:r>
-        <w:rPr>
-          <w:rFonts w:hint="default" w:ascii="Calibri" w:hAnsi="Calibri" w:cs="Calibri"/>
-          <w:sz w:val="22"/>
-          <w:szCs w:val="22"/>
-          <w:lang w:val="en-US"/>
-        </w:rPr>
-        <w:t xml:space="preserve"> </w:t>
+          <w:rFonts xmlns:w="http://schemas.openxmlformats.org/wordprocessingml/2006/main" w:hint="default" w:asciiTheme="minorHAnsi" w:hAnsiTheme="minorHAnsi" w:eastAsiaTheme="minorHAnsi" w:cstheme="minorHAnsi"/>
+          <w:b xmlns:w="http://schemas.openxmlformats.org/wordprocessingml/2006/main"/>
+          <w:bCs xmlns:w="http://schemas.openxmlformats.org/wordprocessingml/2006/main"/>
+          <w:lang xmlns:w="http://schemas.openxmlformats.org/wordprocessingml/2006/main" w:val="en-US" w:bidi="ar-SA"/>
+        </w:rPr>
+        <w:t>Data Scientist &amp; Machine Learning Specialist</w:t>
       </w:r>
     </w:p>
     <w:p>
@@ -1315,7 +1120,7 @@
           <w:sz xmlns:w="http://schemas.openxmlformats.org/wordprocessingml/2006/main" w:val="22"/>
           <w:szCs xmlns:w="http://schemas.openxmlformats.org/wordprocessingml/2006/main" w:val="22"/>
         </w:rPr>
-        <w:t>Delivered executive-facing KOM dashboards and analytics </w:t>
+        <w:t>Built and deployed predictive machine learning models </w:t>
       </w:r>
       <w:r>
         <w:rPr>
@@ -1324,7 +1129,7 @@
           <w:sz xmlns:w="http://schemas.openxmlformats.org/wordprocessingml/2006/main" w:val="22"/>
           <w:szCs xmlns:w="http://schemas.openxmlformats.org/wordprocessingml/2006/main" w:val="22"/>
         </w:rPr>
-        <w:t xml:space="preserve">using Power BI, Tableau, and MicroStrategy, translating complex multi-jurisdictional telemetry into actionable strategic insights while maintaining 99.9% data availability SLAs.</w:t>
+        <w:t xml:space="preserve">(XGBoost, Random Forests, Scikit-Learn) to analyze customer behavior patterns, delivering actionable decision signals that improved service reliability by 20%.</w:t>
       </w:r>
     </w:p>
     <w:p>
@@ -1353,7 +1158,7 @@
           <w:sz xmlns:w="http://schemas.openxmlformats.org/wordprocessingml/2006/main" w:val="22"/>
           <w:szCs xmlns:w="http://schemas.openxmlformats.org/wordprocessingml/2006/main" w:val="22"/>
         </w:rPr>
-        <w:t>Mastered advanced statistical modeling and data warehousing </w:t>
+        <w:t>Architected advanced time-series forecasting models </w:t>
       </w:r>
       <w:r>
         <w:rPr>
@@ -1362,7 +1167,7 @@
           <w:sz xmlns:w="http://schemas.openxmlformats.org/wordprocessingml/2006/main" w:val="22"/>
           <w:szCs xmlns:w="http://schemas.openxmlformats.org/wordprocessingml/2006/main" w:val="22"/>
         </w:rPr>
-        <w:t xml:space="preserve">through rigorous coursework at the University of Cincinnati, achieving a 3.95/4.0 GPA with specialized focus on information retrieval, machine learning, and scalable architecture.</w:t>
+        <w:t xml:space="preserve">(SARIMA) to predict operational demand, optimizing workforce capacity allocation and reducing resource response times by 20%.</w:t>
       </w:r>
     </w:p>
     <w:p>
@@ -1383,44 +1188,27 @@
           <w:szCs w:val="22"/>
         </w:rPr>
       </w:pPr>
-      <w:r>
-        <w:rPr>
-          <w:rFonts w:hint="default" w:ascii="Calibri" w:hAnsi="Calibri" w:eastAsia="SimSun" w:cs="Calibri"/>
-          <w:b/>
-          <w:bCs/>
-          <w:sz w:val="22"/>
-          <w:szCs w:val="22"/>
-        </w:rPr>
-        <w:t>Engineered an automated, notification-driven Data Quality Audit framework</w:t>
-      </w:r>
-      <w:r>
-        <w:rPr>
-          <w:rFonts w:hint="default" w:ascii="Calibri" w:hAnsi="Calibri" w:eastAsia="SimSun" w:cs="Calibri"/>
-          <w:sz w:val="22"/>
-          <w:szCs w:val="22"/>
-        </w:rPr>
-        <w:t xml:space="preserve"> that streamlined short-term validation cycles; reduced operational turnaround time by </w:t>
-      </w:r>
-      <w:r>
-        <w:rPr>
-          <w:rFonts w:hint="default" w:ascii="Calibri" w:hAnsi="Calibri" w:eastAsia="SimSun" w:cs="Calibri"/>
-          <w:b/>
-          <w:bCs/>
-          <w:sz w:val="22"/>
-          <w:szCs w:val="22"/>
-        </w:rPr>
-        <w:t>over 80%</w:t>
-      </w:r>
-      <w:r>
-        <w:rPr>
-          <w:rFonts w:hint="default" w:ascii="Calibri" w:hAnsi="Calibri" w:eastAsia="SimSun" w:cs="Calibri"/>
-          <w:sz w:val="22"/>
-          <w:szCs w:val="22"/>
-        </w:rPr>
-        <w:t xml:space="preserve"> while ensuring real-time data reliability.</w:t>
-      </w:r>
       <w:bookmarkStart w:id="0" w:name="_GoBack"/>
       <w:bookmarkEnd w:id="0"/>
+      <w:r>
+        <w:rPr>
+          <w:rFonts xmlns:w="http://schemas.openxmlformats.org/wordprocessingml/2006/main" w:hint="default" w:ascii="Calibri" w:hAnsi="Calibri" w:eastAsia="SimSun" w:cs="Calibri"/>
+          <w:b xmlns:w="http://schemas.openxmlformats.org/wordprocessingml/2006/main"/>
+          <w:bCs xmlns:w="http://schemas.openxmlformats.org/wordprocessingml/2006/main"/>
+          <w:sz xmlns:w="http://schemas.openxmlformats.org/wordprocessingml/2006/main" w:val="22"/>
+          <w:szCs xmlns:w="http://schemas.openxmlformats.org/wordprocessingml/2006/main" w:val="22"/>
+        </w:rPr>
+        <w:t>Engineered automated testing and evaluation frameworks </w:t>
+      </w:r>
+      <w:r>
+        <w:rPr>
+          <w:rFonts xmlns:w="http://schemas.openxmlformats.org/wordprocessingml/2006/main" w:hint="default" w:ascii="Calibri" w:hAnsi="Calibri" w:eastAsia="SimSun" w:cs="Calibri"/>
+          <w:bCs xmlns:w="http://schemas.openxmlformats.org/wordprocessingml/2006/main"/>
+          <w:sz xmlns:w="http://schemas.openxmlformats.org/wordprocessingml/2006/main" w:val="22"/>
+          <w:szCs xmlns:w="http://schemas.openxmlformats.org/wordprocessingml/2006/main" w:val="22"/>
+        </w:rPr>
+        <w:t xml:space="preserve">for enterprise conversational AI platforms (SpectrumIQ), cutting manual QA turnaround by 50% and accelerating production release cycles.</w:t>
+      </w:r>
     </w:p>
     <w:p>
       <w:pPr>
@@ -1439,7 +1227,7 @@
           <w:bCs xmlns:w="http://schemas.openxmlformats.org/wordprocessingml/2006/main"/>
           <w:lang xmlns:w="http://schemas.openxmlformats.org/wordprocessingml/2006/main" w:bidi="ar-SA"/>
         </w:rPr>
-        <w:t>Bachelor of Engineering in Petrochemical</w:t>
+        <w:t>Business Intelligence &amp; Decision Analytics Specialist</w:t>
       </w:r>
     </w:p>
     <w:p>
@@ -1469,7 +1257,7 @@
           <w:sz xmlns:w="http://schemas.openxmlformats.org/wordprocessingml/2006/main" w:val="22"/>
           <w:szCs xmlns:w="http://schemas.openxmlformats.org/wordprocessingml/2006/main" w:val="22"/>
         </w:rPr>
-        <w:t>Built foundational quantitative and analytical problem-solving </w:t>
+        <w:t>Translated complex data challenges into scalable analytics </w:t>
       </w:r>
       <w:r>
         <w:rPr>
@@ -1478,7 +1266,7 @@
           <w:sz xmlns:w="http://schemas.openxmlformats.org/wordprocessingml/2006/main" w:val="22"/>
           <w:szCs xmlns:w="http://schemas.openxmlformats.org/wordprocessingml/2006/main" w:val="22"/>
         </w:rPr>
-        <w:t xml:space="preserve">skills at Pune University MIT through rigorous engineering mathematics, statistical analysis, and complex process optimization.</w:t>
+        <w:t xml:space="preserve">solutions by collaborating directly with cross-functional stakeholders to align reporting infrastructures with corporate strategy.</w:t>
       </w:r>
     </w:p>
     <w:p>
@@ -1508,7 +1296,7 @@
           <w:sz xmlns:w="http://schemas.openxmlformats.org/wordprocessingml/2006/main" w:val="22"/>
           <w:szCs xmlns:w="http://schemas.openxmlformats.org/wordprocessingml/2006/main" w:val="22"/>
         </w:rPr>
-        <w:t>Modeled multi-variable physical and operational systems </w:t>
+        <w:t>Designed scalable data warehouse architectures </w:t>
       </w:r>
       <w:r>
         <w:rPr>
@@ -1517,7 +1305,7 @@
           <w:sz xmlns:w="http://schemas.openxmlformats.org/wordprocessingml/2006/main" w:val="22"/>
           <w:szCs xmlns:w="http://schemas.openxmlformats.org/wordprocessingml/2006/main" w:val="22"/>
         </w:rPr>
-        <w:t xml:space="preserve">requiring precision data collection, rigorous error analysis, and cross-functional root cause investigations.</w:t>
+        <w:t xml:space="preserve">incorporating Star/Snowflake schemas and SCD Type 1/2 methodologies to power self-service analytics and real-time operational decision support.</w:t>
       </w:r>
     </w:p>
     <w:p>
@@ -1548,7 +1336,7 @@
           <w:sz xmlns:w="http://schemas.openxmlformats.org/wordprocessingml/2006/main" w:val="22"/>
           <w:szCs xmlns:w="http://schemas.openxmlformats.org/wordprocessingml/2006/main" w:val="22"/>
         </w:rPr>
-        <w:t>Optimized resource allocation and workflow efficiency </w:t>
+        <w:t>Established engineering standards and code quality best practices </w:t>
       </w:r>
       <w:r>
         <w:rPr>
@@ -1557,7 +1345,7 @@
           <w:sz xmlns:w="http://schemas.openxmlformats.org/wordprocessingml/2006/main" w:val="22"/>
           <w:szCs xmlns:w="http://schemas.openxmlformats.org/wordprocessingml/2006/main" w:val="22"/>
         </w:rPr>
-        <w:t xml:space="preserve">by translating raw operational metrics into structured engineering frameworks and actionable reporting.</w:t>
+        <w:t xml:space="preserve">for BI and analytics functions, conducting design reviews and mentoring junior team members on technical excellence.</w:t>
       </w:r>
     </w:p>
     <w:p>
@@ -1580,22 +1368,21 @@
       </w:pPr>
       <w:r>
         <w:rPr>
-          <w:rFonts xmlns:w="http://schemas.openxmlformats.org/wordprocessingml/2006/main" w:hint="default" w:ascii="Calibri" w:hAnsi="Calibri" w:cs="Calibri"/>
-          <w:b xmlns:w="http://schemas.openxmlformats.org/wordprocessingml/2006/main"/>
-          <w:bCs xmlns:w="http://schemas.openxmlformats.org/wordprocessingml/2006/main"/>
-          <w:sz xmlns:w="http://schemas.openxmlformats.org/wordprocessingml/2006/main" w:val="22"/>
-          <w:szCs xmlns:w="http://schemas.openxmlformats.org/wordprocessingml/2006/main" w:val="22"/>
-        </w:rPr>
-        <w:t>Co-engineered the enterprise-wide Data Advocacy &amp; Governance Program</w:t>
-      </w:r>
-      <w:r>
-        <w:rPr>
-          <w:rFonts xmlns:w="http://schemas.openxmlformats.org/wordprocessingml/2006/main" w:hint="default" w:ascii="Calibri" w:hAnsi="Calibri" w:cs="Calibri"/>
-          <w:bCs xmlns:w="http://schemas.openxmlformats.org/wordprocessingml/2006/main"/>
-          <w:sz xmlns:w="http://schemas.openxmlformats.org/wordprocessingml/2006/main" w:val="22"/>
-          <w:szCs xmlns:w="http://schemas.openxmlformats.org/wordprocessingml/2006/main" w:val="22"/>
-        </w:rPr>
-        <w:t xml:space="preserve"> across insurance portfolios, establishing foundational frameworks for data democratization and organizational accountability.</w:t>
+          <w:rFonts w:hint="default" w:ascii="Calibri" w:hAnsi="Calibri" w:cs="Calibri"/>
+          <w:b/>
+          <w:bCs/>
+          <w:sz w:val="22"/>
+          <w:szCs w:val="22"/>
+        </w:rPr>
+        <w:t>Resolved high-complexity, cross-functional BI challenges</w:t>
+      </w:r>
+      <w:r>
+        <w:rPr>
+          <w:rFonts w:hint="default" w:ascii="Calibri" w:hAnsi="Calibri" w:cs="Calibri"/>
+          <w:sz w:val="22"/>
+          <w:szCs w:val="22"/>
+        </w:rPr>
+        <w:t xml:space="preserve"> by performing advanced statistical analysis to decode intricate data relationships and anomalies, directly influencing strategic business decisions.</w:t>
       </w:r>
     </w:p>
     <w:p>
